--- a/published/ai-organizations/03_strategic_modeling/08_planning/study-guides/08_planning-questions.docx
+++ b/published/ai-organizations/03_strategic_modeling/08_planning/study-guides/08_planning-questions.docx
@@ -4,107 +4,12 @@
   <w:body>
     <w:p>
       <w:r>
-        <w:t>Study Questions: Planning</w:t>
+        <w:t>Strategic Modeling — Module 08: Planning — Discussion Questions</w:t>
       </w:r>
     </w:p>
     <w:p>
       <w:r>
-        <w:t>Define Planning in your own words, specifically as it applies to Organizations.</w:t>
-      </w:r>
-    </w:p>
-    <w:p>
-      <w:r>
-        <w:t>How does the Free Energy Principle constrain our understanding of Planning?</w:t>
-      </w:r>
-    </w:p>
-    <w:p>
-      <w:r>
-        <w:t>Contrast the Classical view of Planning with the Active Inference view.</w:t>
-      </w:r>
-    </w:p>
-    <w:p>
-      <w:r>
-        <w:t>Develop a question that connects Planning to a real-world problem in Organizations.</w:t>
-      </w:r>
-    </w:p>
-    <w:p>
-      <w:r>
-        <w:t>Develop a question that connects Planning to a real-world problem in Organizations.</w:t>
-      </w:r>
-    </w:p>
-    <w:p>
-      <w:r>
-        <w:t>Develop a question that connects Planning to a real-world problem in Organizations.</w:t>
-      </w:r>
-    </w:p>
-    <w:p>
-      <w:r>
-        <w:t>Develop a question that connects Planning to a real-world problem in Organizations.</w:t>
-      </w:r>
-    </w:p>
-    <w:p>
-      <w:r>
-        <w:t>Develop a question that connects Planning to a real-world problem in Organizations.</w:t>
-      </w:r>
-    </w:p>
-    <w:p>
-      <w:r>
-        <w:t>Develop a question that connects Planning to a real-world problem in Organizations.</w:t>
-      </w:r>
-    </w:p>
-    <w:p>
-      <w:r>
-        <w:t>Develop a question that connects Planning to a real-world problem in Organizations.</w:t>
-      </w:r>
-    </w:p>
-    <w:p>
-      <w:r>
-        <w:t>Develop a question that connects Planning to a real-world problem in Organizations.</w:t>
-      </w:r>
-    </w:p>
-    <w:p>
-      <w:r>
-        <w:t>Develop a question that connects Planning to a real-world problem in Organizations.</w:t>
-      </w:r>
-    </w:p>
-    <w:p>
-      <w:r>
-        <w:t>Develop a question that connects Planning to a real-world problem in Organizations.</w:t>
-      </w:r>
-    </w:p>
-    <w:p>
-      <w:r>
-        <w:t>Develop a question that connects Planning to a real-world problem in Organizations.</w:t>
-      </w:r>
-    </w:p>
-    <w:p>
-      <w:r>
-        <w:t>Develop a question that connects Planning to a real-world problem in Organizations.</w:t>
-      </w:r>
-    </w:p>
-    <w:p>
-      <w:r>
-        <w:t>Develop a question that connects Planning to a real-world problem in Organizations.</w:t>
-      </w:r>
-    </w:p>
-    <w:p>
-      <w:r>
-        <w:t>Develop a question that connects Planning to a real-world problem in Organizations.</w:t>
-      </w:r>
-    </w:p>
-    <w:p>
-      <w:r>
-        <w:t>Develop a question that connects Planning to a real-world problem in Organizations.</w:t>
-      </w:r>
-    </w:p>
-    <w:p>
-      <w:r>
-        <w:t>Develop a question that connects Planning to a real-world problem in Organizations.</w:t>
-      </w:r>
-    </w:p>
-    <w:p>
-      <w:r>
-        <w:t>Develop a question that connects Planning to a real-world problem in Organizations.</w:t>
+        <w:t>20 questions on scenario planning, real options, strategic risk, and resilient strategies.</w:t>
       </w:r>
     </w:p>
     <w:sectPr>
